--- a/corpus/synthetic/table-display__014.docx
+++ b/corpus/synthetic/table-display__014.docx
@@ -3,25 +3,65 @@
 <w:document xmlns:w="http://schemas.openxmlformats.org/wordprocessingml/2006/main" xmlns:r="http://schemas.openxmlformats.org/officeDocument/2006/relationships" xmlns:wp="http://schemas.openxmlformats.org/drawingml/2006/wordprocessingDrawing" xmlns:a="http://schemas.openxmlformats.org/drawingml/2006/main" xmlns:pic="http://schemas.openxmlformats.org/drawingml/2006/picture" xmlns:m="http://schemas.openxmlformats.org/officeDocument/2006/math">
   <w:body>
     <w:tbl>
+      <w:tblPr>
+        <w:tblW w:w="0" w:type="auto"/>
+        <w:tblLayout w:type="fixed"/>
+      </w:tblPr>
       <w:tblGrid>
-        <w:gridCol w:w="3000"/>
+        <w:gridCol w:w="2446"/>
+        <w:gridCol w:w="2695"/>
+        <w:gridCol w:w="2111"/>
+        <w:gridCol w:w="1499"/>
+        <w:gridCol w:w="1811"/>
       </w:tblGrid>
       <w:tr>
         <w:tc>
           <w:tcPr>
-            <w:tcBorders>
-              <w:top w:val="nil"/>
-              <w:left w:val="nil"/>
-              <w:bottom w:val="nil"/>
-              <w:right w:val="nil"/>
-            </w:tcBorders>
-            <w:tcBorders>
-              <w:bottom w:val="single" w:sz="4" w:color="000000"/>
-            </w:tcBorders>
+            <w:tcW w:w="2401" w:type="dxa"/>
           </w:tcPr>
           <w:p>
             <w:r>
-              <w:t>签名</w:t>
+              <w:t>a</w:t>
+            </w:r>
+          </w:p>
+        </w:tc>
+        <w:tc>
+          <w:tcPr>
+            <w:tcW w:w="2650" w:type="dxa"/>
+          </w:tcPr>
+          <w:p>
+            <w:r>
+              <w:t>a</w:t>
+            </w:r>
+          </w:p>
+        </w:tc>
+        <w:tc>
+          <w:tcPr>
+            <w:tcW w:w="2066" w:type="dxa"/>
+          </w:tcPr>
+          <w:p>
+            <w:r>
+              <w:t>a</w:t>
+            </w:r>
+          </w:p>
+        </w:tc>
+        <w:tc>
+          <w:tcPr>
+            <w:tcW w:w="1454" w:type="dxa"/>
+          </w:tcPr>
+          <w:p>
+            <w:r>
+              <w:t>a</w:t>
+            </w:r>
+          </w:p>
+        </w:tc>
+        <w:tc>
+          <w:tcPr>
+            <w:tcW w:w="1766" w:type="dxa"/>
+          </w:tcPr>
+          <w:p>
+            <w:r>
+              <w:t>a</w:t>
             </w:r>
           </w:p>
         </w:tc>
